--- a/MERN Phase Wise/Phase Wise Templets/Requirement Analysis/Data Flow Diagrams and User Stories.docx
+++ b/MERN Phase Wise/Phase Wise Templets/Requirement Analysis/Data Flow Diagrams and User Stories.docx
@@ -112,17 +112,8 @@
         <w:tc>
           <w:tcPr/>
           <w:p>
-            <w:pPr>
-              <w:rPr>
-                <w:rFonts w:ascii="Arial" w:cs="Arial" w:eastAsia="Arial" w:hAnsi="Arial"/>
-              </w:rPr>
-            </w:pPr>
-            <w:r>
-              <w:rPr>
-                <w:rFonts w:ascii="Arial" w:cs="Arial" w:eastAsia="Arial" w:hAnsi="Arial"/>
-                <w:rtl w:val="0"/>
-              </w:rPr>
-              <w:t xml:space="preserve">31 January 2025</w:t>
+            <w:r>
+              <w:t>14 July 2026</w:t>
             </w:r>
           </w:p>
         </w:tc>
@@ -152,16 +143,7 @@
         <w:tc>
           <w:tcPr/>
           <w:p>
-            <w:pPr>
-              <w:rPr>
-                <w:rFonts w:ascii="Arial" w:cs="Arial" w:eastAsia="Arial" w:hAnsi="Arial"/>
-              </w:rPr>
-            </w:pPr>
-            <w:r>
-              <w:rPr>
-                <w:rtl w:val="0"/>
-              </w:rPr>
-            </w:r>
+            <w:r/>
           </w:p>
         </w:tc>
       </w:tr>
@@ -190,15 +172,8 @@
         <w:tc>
           <w:tcPr/>
           <w:p>
-            <w:pPr>
-              <w:rPr>
-                <w:rFonts w:ascii="Arial" w:cs="Arial" w:eastAsia="Arial" w:hAnsi="Arial"/>
-              </w:rPr>
-            </w:pPr>
-            <w:r>
-              <w:rPr>
-                <w:rtl w:val="0"/>
-              </w:rPr>
+            <w:r>
+              <w:t>Nutrition Assistant</w:t>
             </w:r>
           </w:p>
         </w:tc>
@@ -1034,147 +1009,56 @@
         <w:tc>
           <w:tcPr/>
           <w:p>
-            <w:pPr>
-              <w:rPr>
-                <w:rFonts w:ascii="Arial" w:cs="Arial" w:eastAsia="Arial" w:hAnsi="Arial"/>
-                <w:sz w:val="20"/>
-                <w:szCs w:val="20"/>
-              </w:rPr>
-            </w:pPr>
-            <w:r>
-              <w:rPr>
-                <w:rFonts w:ascii="Arial" w:cs="Arial" w:eastAsia="Arial" w:hAnsi="Arial"/>
-                <w:sz w:val="20"/>
-                <w:szCs w:val="20"/>
-                <w:rtl w:val="0"/>
-              </w:rPr>
-              <w:t xml:space="preserve">Customer (Mobile user)</w:t>
-            </w:r>
-          </w:p>
-        </w:tc>
-        <w:tc>
-          <w:tcPr/>
-          <w:p>
-            <w:pPr>
-              <w:rPr>
-                <w:rFonts w:ascii="Arial" w:cs="Arial" w:eastAsia="Arial" w:hAnsi="Arial"/>
-                <w:sz w:val="20"/>
-                <w:szCs w:val="20"/>
-              </w:rPr>
-            </w:pPr>
-            <w:r>
-              <w:rPr>
-                <w:rFonts w:ascii="Arial" w:cs="Arial" w:eastAsia="Arial" w:hAnsi="Arial"/>
-                <w:sz w:val="20"/>
-                <w:szCs w:val="20"/>
-                <w:rtl w:val="0"/>
-              </w:rPr>
-              <w:t xml:space="preserve">Registration</w:t>
-            </w:r>
-          </w:p>
-        </w:tc>
-        <w:tc>
-          <w:tcPr/>
-          <w:p>
-            <w:pPr>
-              <w:rPr>
-                <w:rFonts w:ascii="Arial" w:cs="Arial" w:eastAsia="Arial" w:hAnsi="Arial"/>
-                <w:sz w:val="20"/>
-                <w:szCs w:val="20"/>
-              </w:rPr>
-            </w:pPr>
-            <w:r>
-              <w:rPr>
-                <w:rFonts w:ascii="Arial" w:cs="Arial" w:eastAsia="Arial" w:hAnsi="Arial"/>
-                <w:sz w:val="20"/>
-                <w:szCs w:val="20"/>
-                <w:rtl w:val="0"/>
-              </w:rPr>
-              <w:t xml:space="preserve">USN-1</w:t>
-            </w:r>
-          </w:p>
-        </w:tc>
-        <w:tc>
-          <w:tcPr/>
-          <w:p>
-            <w:pPr>
-              <w:rPr>
-                <w:rFonts w:ascii="Arial" w:cs="Arial" w:eastAsia="Arial" w:hAnsi="Arial"/>
-                <w:sz w:val="20"/>
-                <w:szCs w:val="20"/>
-              </w:rPr>
-            </w:pPr>
-            <w:r>
-              <w:rPr>
-                <w:rFonts w:ascii="Arial" w:cs="Arial" w:eastAsia="Arial" w:hAnsi="Arial"/>
-                <w:sz w:val="20"/>
-                <w:szCs w:val="20"/>
-                <w:rtl w:val="0"/>
-              </w:rPr>
-              <w:t xml:space="preserve">As a user, I can register for the application by entering my email, password, and confirming my password.</w:t>
-            </w:r>
-          </w:p>
-        </w:tc>
-        <w:tc>
-          <w:tcPr/>
-          <w:p>
-            <w:pPr>
-              <w:rPr>
-                <w:rFonts w:ascii="Arial" w:cs="Arial" w:eastAsia="Arial" w:hAnsi="Arial"/>
-                <w:sz w:val="20"/>
-                <w:szCs w:val="20"/>
-              </w:rPr>
-            </w:pPr>
-            <w:r>
-              <w:rPr>
-                <w:rFonts w:ascii="Arial" w:cs="Arial" w:eastAsia="Arial" w:hAnsi="Arial"/>
-                <w:sz w:val="20"/>
-                <w:szCs w:val="20"/>
-                <w:rtl w:val="0"/>
-              </w:rPr>
-              <w:t xml:space="preserve">I can access my account / dashboard</w:t>
-            </w:r>
-          </w:p>
-        </w:tc>
-        <w:tc>
-          <w:tcPr/>
-          <w:p>
-            <w:pPr>
-              <w:rPr>
-                <w:rFonts w:ascii="Arial" w:cs="Arial" w:eastAsia="Arial" w:hAnsi="Arial"/>
-                <w:sz w:val="20"/>
-                <w:szCs w:val="20"/>
-              </w:rPr>
-            </w:pPr>
-            <w:r>
-              <w:rPr>
-                <w:rFonts w:ascii="Arial" w:cs="Arial" w:eastAsia="Arial" w:hAnsi="Arial"/>
-                <w:sz w:val="20"/>
-                <w:szCs w:val="20"/>
-                <w:rtl w:val="0"/>
-              </w:rPr>
-              <w:t xml:space="preserve">High</w:t>
-            </w:r>
-          </w:p>
-        </w:tc>
-        <w:tc>
-          <w:tcPr/>
-          <w:p>
-            <w:pPr>
-              <w:rPr>
-                <w:rFonts w:ascii="Arial" w:cs="Arial" w:eastAsia="Arial" w:hAnsi="Arial"/>
-                <w:sz w:val="20"/>
-                <w:szCs w:val="20"/>
-              </w:rPr>
-            </w:pPr>
-            <w:r>
-              <w:rPr>
-                <w:rFonts w:ascii="Arial" w:cs="Arial" w:eastAsia="Arial" w:hAnsi="Arial"/>
-                <w:sz w:val="20"/>
-                <w:szCs w:val="20"/>
-                <w:rtl w:val="0"/>
-              </w:rPr>
-              <w:t xml:space="preserve">Sprint-1</w:t>
+            <w:r>
+              <w:t>Customer (Web/Mobile)</w:t>
+            </w:r>
+          </w:p>
+        </w:tc>
+        <w:tc>
+          <w:tcPr/>
+          <w:p>
+            <w:r>
+              <w:t>Authentication</w:t>
+            </w:r>
+          </w:p>
+        </w:tc>
+        <w:tc>
+          <w:tcPr/>
+          <w:p>
+            <w:r>
+              <w:t>USN-1</w:t>
+            </w:r>
+          </w:p>
+        </w:tc>
+        <w:tc>
+          <w:tcPr/>
+          <w:p>
+            <w:r>
+              <w:t>As a user, I can register and log in.</w:t>
+            </w:r>
+          </w:p>
+        </w:tc>
+        <w:tc>
+          <w:tcPr/>
+          <w:p>
+            <w:r>
+              <w:t>Dashboard accessible</w:t>
+            </w:r>
+          </w:p>
+        </w:tc>
+        <w:tc>
+          <w:tcPr/>
+          <w:p>
+            <w:r>
+              <w:t>High</w:t>
+            </w:r>
+          </w:p>
+        </w:tc>
+        <w:tc>
+          <w:tcPr/>
+          <w:p>
+            <w:r>
+              <w:t>Sprint-1</w:t>
             </w:r>
           </w:p>
         </w:tc>
@@ -1188,139 +1072,52 @@
         <w:tc>
           <w:tcPr/>
           <w:p>
-            <w:pPr>
-              <w:rPr>
-                <w:rFonts w:ascii="Arial" w:cs="Arial" w:eastAsia="Arial" w:hAnsi="Arial"/>
-                <w:sz w:val="20"/>
-                <w:szCs w:val="20"/>
-              </w:rPr>
-            </w:pPr>
-            <w:r>
-              <w:rPr>
-                <w:rtl w:val="0"/>
-              </w:rPr>
-            </w:r>
-          </w:p>
-        </w:tc>
-        <w:tc>
-          <w:tcPr/>
-          <w:p>
-            <w:pPr>
-              <w:rPr>
-                <w:rFonts w:ascii="Arial" w:cs="Arial" w:eastAsia="Arial" w:hAnsi="Arial"/>
-                <w:sz w:val="20"/>
-                <w:szCs w:val="20"/>
-              </w:rPr>
-            </w:pPr>
-            <w:r>
-              <w:rPr>
-                <w:rtl w:val="0"/>
-              </w:rPr>
-            </w:r>
-          </w:p>
-        </w:tc>
-        <w:tc>
-          <w:tcPr/>
-          <w:p>
-            <w:pPr>
-              <w:rPr>
-                <w:rFonts w:ascii="Arial" w:cs="Arial" w:eastAsia="Arial" w:hAnsi="Arial"/>
-                <w:sz w:val="20"/>
-                <w:szCs w:val="20"/>
-              </w:rPr>
-            </w:pPr>
-            <w:r>
-              <w:rPr>
-                <w:rFonts w:ascii="Arial" w:cs="Arial" w:eastAsia="Arial" w:hAnsi="Arial"/>
-                <w:sz w:val="20"/>
-                <w:szCs w:val="20"/>
-                <w:rtl w:val="0"/>
-              </w:rPr>
-              <w:t xml:space="preserve">USN-2</w:t>
-            </w:r>
-          </w:p>
-        </w:tc>
-        <w:tc>
-          <w:tcPr/>
-          <w:p>
-            <w:pPr>
-              <w:rPr>
-                <w:rFonts w:ascii="Arial" w:cs="Arial" w:eastAsia="Arial" w:hAnsi="Arial"/>
-                <w:sz w:val="20"/>
-                <w:szCs w:val="20"/>
-              </w:rPr>
-            </w:pPr>
-            <w:r>
-              <w:rPr>
-                <w:rFonts w:ascii="Arial" w:cs="Arial" w:eastAsia="Arial" w:hAnsi="Arial"/>
-                <w:sz w:val="20"/>
-                <w:szCs w:val="20"/>
-                <w:rtl w:val="0"/>
-              </w:rPr>
-              <w:t xml:space="preserve">As a user, I will receive confirmation email once I have registered for the application</w:t>
-            </w:r>
-          </w:p>
-        </w:tc>
-        <w:tc>
-          <w:tcPr/>
-          <w:p>
-            <w:pPr>
-              <w:rPr>
-                <w:rFonts w:ascii="Arial" w:cs="Arial" w:eastAsia="Arial" w:hAnsi="Arial"/>
-                <w:sz w:val="20"/>
-                <w:szCs w:val="20"/>
-              </w:rPr>
-            </w:pPr>
-            <w:r>
-              <w:rPr>
-                <w:rFonts w:ascii="Arial" w:cs="Arial" w:eastAsia="Arial" w:hAnsi="Arial"/>
-                <w:sz w:val="20"/>
-                <w:szCs w:val="20"/>
-                <w:rtl w:val="0"/>
-              </w:rPr>
-              <w:t xml:space="preserve">I can receive confirmation email &amp; click confirm</w:t>
-            </w:r>
-          </w:p>
-        </w:tc>
-        <w:tc>
-          <w:tcPr/>
-          <w:p>
-            <w:pPr>
-              <w:rPr>
-                <w:rFonts w:ascii="Arial" w:cs="Arial" w:eastAsia="Arial" w:hAnsi="Arial"/>
-                <w:sz w:val="20"/>
-                <w:szCs w:val="20"/>
-              </w:rPr>
-            </w:pPr>
-            <w:r>
-              <w:rPr>
-                <w:rFonts w:ascii="Arial" w:cs="Arial" w:eastAsia="Arial" w:hAnsi="Arial"/>
-                <w:sz w:val="20"/>
-                <w:szCs w:val="20"/>
-                <w:rtl w:val="0"/>
-              </w:rPr>
-              <w:t xml:space="preserve">High</w:t>
-            </w:r>
-          </w:p>
-        </w:tc>
-        <w:tc>
-          <w:tcPr/>
-          <w:p>
-            <w:pPr>
-              <w:rPr>
-                <w:rFonts w:ascii="Arial" w:cs="Arial" w:eastAsia="Arial" w:hAnsi="Arial"/>
-                <w:sz w:val="20"/>
-                <w:szCs w:val="20"/>
-              </w:rPr>
-            </w:pPr>
-            <w:r>
-              <w:rPr>
-                <w:rFonts w:ascii="Arial" w:cs="Arial" w:eastAsia="Arial" w:hAnsi="Arial"/>
-                <w:sz w:val="20"/>
-                <w:szCs w:val="20"/>
-                <w:rtl w:val="0"/>
-              </w:rPr>
-              <w:t xml:space="preserve">Sprint-1</w:t>
+            <w:r/>
+          </w:p>
+        </w:tc>
+        <w:tc>
+          <w:tcPr/>
+          <w:p>
+            <w:r/>
+          </w:p>
+        </w:tc>
+        <w:tc>
+          <w:tcPr/>
+          <w:p>
+            <w:r>
+              <w:t>USN-2</w:t>
+            </w:r>
+          </w:p>
+        </w:tc>
+        <w:tc>
+          <w:tcPr/>
+          <w:p>
+            <w:r>
+              <w:t>Search food using USDA API.</w:t>
+            </w:r>
+          </w:p>
+        </w:tc>
+        <w:tc>
+          <w:tcPr/>
+          <w:p>
+            <w:r>
+              <w:t>Nutrition details displayed</w:t>
+            </w:r>
+          </w:p>
+        </w:tc>
+        <w:tc>
+          <w:tcPr/>
+          <w:p>
+            <w:r>
+              <w:t>High</w:t>
+            </w:r>
+          </w:p>
+        </w:tc>
+        <w:tc>
+          <w:tcPr/>
+          <w:p>
+            <w:r>
+              <w:t>Sprint-2</w:t>
             </w:r>
           </w:p>
         </w:tc>
@@ -1334,139 +1131,52 @@
         <w:tc>
           <w:tcPr/>
           <w:p>
-            <w:pPr>
-              <w:rPr>
-                <w:rFonts w:ascii="Arial" w:cs="Arial" w:eastAsia="Arial" w:hAnsi="Arial"/>
-                <w:sz w:val="20"/>
-                <w:szCs w:val="20"/>
-              </w:rPr>
-            </w:pPr>
-            <w:r>
-              <w:rPr>
-                <w:rtl w:val="0"/>
-              </w:rPr>
-            </w:r>
-          </w:p>
-        </w:tc>
-        <w:tc>
-          <w:tcPr/>
-          <w:p>
-            <w:pPr>
-              <w:rPr>
-                <w:rFonts w:ascii="Arial" w:cs="Arial" w:eastAsia="Arial" w:hAnsi="Arial"/>
-                <w:sz w:val="20"/>
-                <w:szCs w:val="20"/>
-              </w:rPr>
-            </w:pPr>
-            <w:r>
-              <w:rPr>
-                <w:rtl w:val="0"/>
-              </w:rPr>
-            </w:r>
-          </w:p>
-        </w:tc>
-        <w:tc>
-          <w:tcPr/>
-          <w:p>
-            <w:pPr>
-              <w:rPr>
-                <w:rFonts w:ascii="Arial" w:cs="Arial" w:eastAsia="Arial" w:hAnsi="Arial"/>
-                <w:sz w:val="20"/>
-                <w:szCs w:val="20"/>
-              </w:rPr>
-            </w:pPr>
-            <w:r>
-              <w:rPr>
-                <w:rFonts w:ascii="Arial" w:cs="Arial" w:eastAsia="Arial" w:hAnsi="Arial"/>
-                <w:sz w:val="20"/>
-                <w:szCs w:val="20"/>
-                <w:rtl w:val="0"/>
-              </w:rPr>
-              <w:t xml:space="preserve">USN-3</w:t>
-            </w:r>
-          </w:p>
-        </w:tc>
-        <w:tc>
-          <w:tcPr/>
-          <w:p>
-            <w:pPr>
-              <w:rPr>
-                <w:rFonts w:ascii="Arial" w:cs="Arial" w:eastAsia="Arial" w:hAnsi="Arial"/>
-                <w:sz w:val="20"/>
-                <w:szCs w:val="20"/>
-              </w:rPr>
-            </w:pPr>
-            <w:r>
-              <w:rPr>
-                <w:rFonts w:ascii="Arial" w:cs="Arial" w:eastAsia="Arial" w:hAnsi="Arial"/>
-                <w:sz w:val="20"/>
-                <w:szCs w:val="20"/>
-                <w:rtl w:val="0"/>
-              </w:rPr>
-              <w:t xml:space="preserve">As a user, I can register for the application through Facebook</w:t>
-            </w:r>
-          </w:p>
-        </w:tc>
-        <w:tc>
-          <w:tcPr/>
-          <w:p>
-            <w:pPr>
-              <w:rPr>
-                <w:rFonts w:ascii="Arial" w:cs="Arial" w:eastAsia="Arial" w:hAnsi="Arial"/>
-                <w:sz w:val="20"/>
-                <w:szCs w:val="20"/>
-              </w:rPr>
-            </w:pPr>
-            <w:r>
-              <w:rPr>
-                <w:rFonts w:ascii="Arial" w:cs="Arial" w:eastAsia="Arial" w:hAnsi="Arial"/>
-                <w:sz w:val="20"/>
-                <w:szCs w:val="20"/>
-                <w:rtl w:val="0"/>
-              </w:rPr>
-              <w:t xml:space="preserve">I can register &amp; access the dashboard with Facebook Login</w:t>
-            </w:r>
-          </w:p>
-        </w:tc>
-        <w:tc>
-          <w:tcPr/>
-          <w:p>
-            <w:pPr>
-              <w:rPr>
-                <w:rFonts w:ascii="Arial" w:cs="Arial" w:eastAsia="Arial" w:hAnsi="Arial"/>
-                <w:sz w:val="20"/>
-                <w:szCs w:val="20"/>
-              </w:rPr>
-            </w:pPr>
-            <w:r>
-              <w:rPr>
-                <w:rFonts w:ascii="Arial" w:cs="Arial" w:eastAsia="Arial" w:hAnsi="Arial"/>
-                <w:sz w:val="20"/>
-                <w:szCs w:val="20"/>
-                <w:rtl w:val="0"/>
-              </w:rPr>
-              <w:t xml:space="preserve">Low</w:t>
-            </w:r>
-          </w:p>
-        </w:tc>
-        <w:tc>
-          <w:tcPr/>
-          <w:p>
-            <w:pPr>
-              <w:rPr>
-                <w:rFonts w:ascii="Arial" w:cs="Arial" w:eastAsia="Arial" w:hAnsi="Arial"/>
-                <w:sz w:val="20"/>
-                <w:szCs w:val="20"/>
-              </w:rPr>
-            </w:pPr>
-            <w:r>
-              <w:rPr>
-                <w:rFonts w:ascii="Arial" w:cs="Arial" w:eastAsia="Arial" w:hAnsi="Arial"/>
-                <w:sz w:val="20"/>
-                <w:szCs w:val="20"/>
-                <w:rtl w:val="0"/>
-              </w:rPr>
-              <w:t xml:space="preserve">Sprint-2</w:t>
+            <w:r/>
+          </w:p>
+        </w:tc>
+        <w:tc>
+          <w:tcPr/>
+          <w:p>
+            <w:r/>
+          </w:p>
+        </w:tc>
+        <w:tc>
+          <w:tcPr/>
+          <w:p>
+            <w:r>
+              <w:t>USN-3</w:t>
+            </w:r>
+          </w:p>
+        </w:tc>
+        <w:tc>
+          <w:tcPr/>
+          <w:p>
+            <w:r>
+              <w:t>Track daily meals.</w:t>
+            </w:r>
+          </w:p>
+        </w:tc>
+        <w:tc>
+          <w:tcPr/>
+          <w:p>
+            <w:r>
+              <w:t>Meal saved successfully</w:t>
+            </w:r>
+          </w:p>
+        </w:tc>
+        <w:tc>
+          <w:tcPr/>
+          <w:p>
+            <w:r>
+              <w:t>High</w:t>
+            </w:r>
+          </w:p>
+        </w:tc>
+        <w:tc>
+          <w:tcPr/>
+          <w:p>
+            <w:r>
+              <w:t>Sprint-2</w:t>
             </w:r>
           </w:p>
         </w:tc>
@@ -1480,135 +1190,52 @@
         <w:tc>
           <w:tcPr/>
           <w:p>
-            <w:pPr>
-              <w:rPr>
-                <w:rFonts w:ascii="Arial" w:cs="Arial" w:eastAsia="Arial" w:hAnsi="Arial"/>
-                <w:sz w:val="20"/>
-                <w:szCs w:val="20"/>
-              </w:rPr>
-            </w:pPr>
-            <w:r>
-              <w:rPr>
-                <w:rtl w:val="0"/>
-              </w:rPr>
-            </w:r>
-          </w:p>
-        </w:tc>
-        <w:tc>
-          <w:tcPr/>
-          <w:p>
-            <w:pPr>
-              <w:rPr>
-                <w:rFonts w:ascii="Arial" w:cs="Arial" w:eastAsia="Arial" w:hAnsi="Arial"/>
-                <w:sz w:val="20"/>
-                <w:szCs w:val="20"/>
-              </w:rPr>
-            </w:pPr>
-            <w:r>
-              <w:rPr>
-                <w:rtl w:val="0"/>
-              </w:rPr>
-            </w:r>
-          </w:p>
-        </w:tc>
-        <w:tc>
-          <w:tcPr/>
-          <w:p>
-            <w:pPr>
-              <w:rPr>
-                <w:rFonts w:ascii="Arial" w:cs="Arial" w:eastAsia="Arial" w:hAnsi="Arial"/>
-                <w:sz w:val="20"/>
-                <w:szCs w:val="20"/>
-              </w:rPr>
-            </w:pPr>
-            <w:r>
-              <w:rPr>
-                <w:rFonts w:ascii="Arial" w:cs="Arial" w:eastAsia="Arial" w:hAnsi="Arial"/>
-                <w:sz w:val="20"/>
-                <w:szCs w:val="20"/>
-                <w:rtl w:val="0"/>
-              </w:rPr>
-              <w:t xml:space="preserve">USN-4</w:t>
-            </w:r>
-          </w:p>
-        </w:tc>
-        <w:tc>
-          <w:tcPr/>
-          <w:p>
-            <w:pPr>
-              <w:rPr>
-                <w:rFonts w:ascii="Arial" w:cs="Arial" w:eastAsia="Arial" w:hAnsi="Arial"/>
-                <w:sz w:val="20"/>
-                <w:szCs w:val="20"/>
-              </w:rPr>
-            </w:pPr>
-            <w:r>
-              <w:rPr>
-                <w:rFonts w:ascii="Arial" w:cs="Arial" w:eastAsia="Arial" w:hAnsi="Arial"/>
-                <w:sz w:val="20"/>
-                <w:szCs w:val="20"/>
-                <w:rtl w:val="0"/>
-              </w:rPr>
-              <w:t xml:space="preserve">As a user, I can register for the application through Gmail</w:t>
-            </w:r>
-          </w:p>
-        </w:tc>
-        <w:tc>
-          <w:tcPr/>
-          <w:p>
-            <w:pPr>
-              <w:rPr>
-                <w:rFonts w:ascii="Arial" w:cs="Arial" w:eastAsia="Arial" w:hAnsi="Arial"/>
-                <w:sz w:val="20"/>
-                <w:szCs w:val="20"/>
-              </w:rPr>
-            </w:pPr>
-            <w:r>
-              <w:rPr>
-                <w:rtl w:val="0"/>
-              </w:rPr>
-            </w:r>
-          </w:p>
-        </w:tc>
-        <w:tc>
-          <w:tcPr/>
-          <w:p>
-            <w:pPr>
-              <w:rPr>
-                <w:rFonts w:ascii="Arial" w:cs="Arial" w:eastAsia="Arial" w:hAnsi="Arial"/>
-                <w:sz w:val="20"/>
-                <w:szCs w:val="20"/>
-              </w:rPr>
-            </w:pPr>
-            <w:r>
-              <w:rPr>
-                <w:rFonts w:ascii="Arial" w:cs="Arial" w:eastAsia="Arial" w:hAnsi="Arial"/>
-                <w:sz w:val="20"/>
-                <w:szCs w:val="20"/>
-                <w:rtl w:val="0"/>
-              </w:rPr>
-              <w:t xml:space="preserve">Medium</w:t>
-            </w:r>
-          </w:p>
-        </w:tc>
-        <w:tc>
-          <w:tcPr/>
-          <w:p>
-            <w:pPr>
-              <w:rPr>
-                <w:rFonts w:ascii="Arial" w:cs="Arial" w:eastAsia="Arial" w:hAnsi="Arial"/>
-                <w:sz w:val="20"/>
-                <w:szCs w:val="20"/>
-              </w:rPr>
-            </w:pPr>
-            <w:r>
-              <w:rPr>
-                <w:rFonts w:ascii="Arial" w:cs="Arial" w:eastAsia="Arial" w:hAnsi="Arial"/>
-                <w:sz w:val="20"/>
-                <w:szCs w:val="20"/>
-                <w:rtl w:val="0"/>
-              </w:rPr>
-              <w:t xml:space="preserve">Sprint-1</w:t>
+            <w:r/>
+          </w:p>
+        </w:tc>
+        <w:tc>
+          <w:tcPr/>
+          <w:p>
+            <w:r/>
+          </w:p>
+        </w:tc>
+        <w:tc>
+          <w:tcPr/>
+          <w:p>
+            <w:r>
+              <w:t>USN-4</w:t>
+            </w:r>
+          </w:p>
+        </w:tc>
+        <w:tc>
+          <w:tcPr/>
+          <w:p>
+            <w:r>
+              <w:t>Calculate BMI &amp; water intake.</w:t>
+            </w:r>
+          </w:p>
+        </w:tc>
+        <w:tc>
+          <w:tcPr/>
+          <w:p>
+            <w:r>
+              <w:t>Values calculated</w:t>
+            </w:r>
+          </w:p>
+        </w:tc>
+        <w:tc>
+          <w:tcPr/>
+          <w:p>
+            <w:r>
+              <w:t>Medium</w:t>
+            </w:r>
+          </w:p>
+        </w:tc>
+        <w:tc>
+          <w:tcPr/>
+          <w:p>
+            <w:r>
+              <w:t>Sprint-3</w:t>
             </w:r>
           </w:p>
         </w:tc>
@@ -1622,139 +1249,52 @@
         <w:tc>
           <w:tcPr/>
           <w:p>
-            <w:pPr>
-              <w:rPr>
-                <w:rFonts w:ascii="Arial" w:cs="Arial" w:eastAsia="Arial" w:hAnsi="Arial"/>
-                <w:sz w:val="20"/>
-                <w:szCs w:val="20"/>
-              </w:rPr>
-            </w:pPr>
-            <w:r>
-              <w:rPr>
-                <w:rtl w:val="0"/>
-              </w:rPr>
-            </w:r>
-          </w:p>
-        </w:tc>
-        <w:tc>
-          <w:tcPr/>
-          <w:p>
-            <w:pPr>
-              <w:rPr>
-                <w:rFonts w:ascii="Arial" w:cs="Arial" w:eastAsia="Arial" w:hAnsi="Arial"/>
-                <w:sz w:val="20"/>
-                <w:szCs w:val="20"/>
-              </w:rPr>
-            </w:pPr>
-            <w:r>
-              <w:rPr>
-                <w:rFonts w:ascii="Arial" w:cs="Arial" w:eastAsia="Arial" w:hAnsi="Arial"/>
-                <w:sz w:val="20"/>
-                <w:szCs w:val="20"/>
-                <w:rtl w:val="0"/>
-              </w:rPr>
-              <w:t xml:space="preserve">Login</w:t>
-            </w:r>
-          </w:p>
-        </w:tc>
-        <w:tc>
-          <w:tcPr/>
-          <w:p>
-            <w:pPr>
-              <w:rPr>
-                <w:rFonts w:ascii="Arial" w:cs="Arial" w:eastAsia="Arial" w:hAnsi="Arial"/>
-                <w:sz w:val="20"/>
-                <w:szCs w:val="20"/>
-              </w:rPr>
-            </w:pPr>
-            <w:r>
-              <w:rPr>
-                <w:rFonts w:ascii="Arial" w:cs="Arial" w:eastAsia="Arial" w:hAnsi="Arial"/>
-                <w:sz w:val="20"/>
-                <w:szCs w:val="20"/>
-                <w:rtl w:val="0"/>
-              </w:rPr>
-              <w:t xml:space="preserve">USN-5</w:t>
-            </w:r>
-          </w:p>
-        </w:tc>
-        <w:tc>
-          <w:tcPr/>
-          <w:p>
-            <w:pPr>
-              <w:rPr>
-                <w:rFonts w:ascii="Arial" w:cs="Arial" w:eastAsia="Arial" w:hAnsi="Arial"/>
-                <w:sz w:val="20"/>
-                <w:szCs w:val="20"/>
-              </w:rPr>
-            </w:pPr>
-            <w:r>
-              <w:rPr>
-                <w:rFonts w:ascii="Arial" w:cs="Arial" w:eastAsia="Arial" w:hAnsi="Arial"/>
-                <w:sz w:val="20"/>
-                <w:szCs w:val="20"/>
-                <w:rtl w:val="0"/>
-              </w:rPr>
-              <w:t xml:space="preserve">As a user, I can log into the application by entering email &amp; password</w:t>
-            </w:r>
-          </w:p>
-        </w:tc>
-        <w:tc>
-          <w:tcPr/>
-          <w:p>
-            <w:pPr>
-              <w:rPr>
-                <w:rFonts w:ascii="Arial" w:cs="Arial" w:eastAsia="Arial" w:hAnsi="Arial"/>
-                <w:sz w:val="20"/>
-                <w:szCs w:val="20"/>
-              </w:rPr>
-            </w:pPr>
-            <w:r>
-              <w:rPr>
-                <w:rtl w:val="0"/>
-              </w:rPr>
-            </w:r>
-          </w:p>
-        </w:tc>
-        <w:tc>
-          <w:tcPr/>
-          <w:p>
-            <w:pPr>
-              <w:rPr>
-                <w:rFonts w:ascii="Arial" w:cs="Arial" w:eastAsia="Arial" w:hAnsi="Arial"/>
-                <w:sz w:val="20"/>
-                <w:szCs w:val="20"/>
-              </w:rPr>
-            </w:pPr>
-            <w:r>
-              <w:rPr>
-                <w:rFonts w:ascii="Arial" w:cs="Arial" w:eastAsia="Arial" w:hAnsi="Arial"/>
-                <w:sz w:val="20"/>
-                <w:szCs w:val="20"/>
-                <w:rtl w:val="0"/>
-              </w:rPr>
-              <w:t xml:space="preserve">High</w:t>
-            </w:r>
-          </w:p>
-        </w:tc>
-        <w:tc>
-          <w:tcPr/>
-          <w:p>
-            <w:pPr>
-              <w:rPr>
-                <w:rFonts w:ascii="Arial" w:cs="Arial" w:eastAsia="Arial" w:hAnsi="Arial"/>
-                <w:sz w:val="20"/>
-                <w:szCs w:val="20"/>
-              </w:rPr>
-            </w:pPr>
-            <w:r>
-              <w:rPr>
-                <w:rFonts w:ascii="Arial" w:cs="Arial" w:eastAsia="Arial" w:hAnsi="Arial"/>
-                <w:sz w:val="20"/>
-                <w:szCs w:val="20"/>
-                <w:rtl w:val="0"/>
-              </w:rPr>
-              <w:t xml:space="preserve">Sprint-1</w:t>
+            <w:r/>
+          </w:p>
+        </w:tc>
+        <w:tc>
+          <w:tcPr/>
+          <w:p>
+            <w:r/>
+          </w:p>
+        </w:tc>
+        <w:tc>
+          <w:tcPr/>
+          <w:p>
+            <w:r>
+              <w:t>USN-5</w:t>
+            </w:r>
+          </w:p>
+        </w:tc>
+        <w:tc>
+          <w:tcPr/>
+          <w:p>
+            <w:r>
+              <w:t>Generate diet plan.</w:t>
+            </w:r>
+          </w:p>
+        </w:tc>
+        <w:tc>
+          <w:tcPr/>
+          <w:p>
+            <w:r>
+              <w:t>Diet plan generated</w:t>
+            </w:r>
+          </w:p>
+        </w:tc>
+        <w:tc>
+          <w:tcPr/>
+          <w:p>
+            <w:r>
+              <w:t>High</w:t>
+            </w:r>
+          </w:p>
+        </w:tc>
+        <w:tc>
+          <w:tcPr/>
+          <w:p>
+            <w:r>
+              <w:t>Sprint-4</w:t>
             </w:r>
           </w:p>
         </w:tc>
@@ -2669,6 +2209,50 @@
         <w:rPr>
           <w:rtl w:val="0"/>
         </w:rPr>
+      </w:r>
+    </w:p>
+    <w:p>
+      <w:pPr>
+        <w:pStyle w:val="Heading2"/>
+      </w:pPr>
+      <w:r>
+        <w:t>DFD Level 0 - Nutrition Assistant</w:t>
+      </w:r>
+    </w:p>
+    <w:p>
+      <w:r>
+        <w:drawing>
+          <wp:inline>
+            <wp:extent cx="5486400" cy="1170551"/>
+            <wp:docPr id="11" name="Picture 11"/>
+            <wp:cNvGraphicFramePr>
+              <a:graphicFrameLocks noChangeAspect="1"/>
+            </wp:cNvGraphicFramePr>
+            <a:graphic>
+              <a:graphicData uri="http://schemas.openxmlformats.org/drawingml/2006/picture">
+                <pic:pic>
+                  <pic:nvPicPr>
+                    <pic:cNvPr id="0" name="dfd.png"/>
+                    <pic:cNvPicPr/>
+                  </pic:nvPicPr>
+                  <pic:blipFill>
+                    <a:blip r:embed="rId12"/>
+                    <a:stretch>
+                      <a:fillRect/>
+                    </a:stretch>
+                  </pic:blipFill>
+                  <pic:spPr>
+                    <a:xfrm>
+                      <a:off x="0" y="0"/>
+                      <a:ext cx="5486400" cy="1170551"/>
+                    </a:xfrm>
+                    <a:prstGeom prst="rect"/>
+                  </pic:spPr>
+                </pic:pic>
+              </a:graphicData>
+            </a:graphic>
+          </wp:inline>
+        </w:drawing>
       </w:r>
     </w:p>
     <w:sectPr>
